--- a/docs/competition/word/第十九届全国大学生软件创新大赛-星火-技术研究报告-v0.3.0.docx
+++ b/docs/competition/word/第十九届全国大学生软件创新大赛-星火-技术研究报告-v0.3.0.docx
@@ -4768,7 +4768,7 @@
           <w:b w:val="0"/>
           <w:sz w:val="24"/>
         </w:rPr>
-        <w:t>大学生学习表面上看像是"提问、搜题、看课、做题"的简单组合，但从系统角度看，它实际上是一类高度动态、跨时段、跨知识域、跨情境的连续任务。用户的知识状态、目标清晰度、执行能力、情绪波动和时间资源会不断变化，而系统只有在理解这些变化的前提下，才可能持续给出有效帮助。</w:t>
+        <w:t>大学生学习表面上是"提问、搜题、看课、做题"的简单组合，但从系统角度看，它实际上是一类高度动态、跨时段、跨知识域、跨情境的连续任务。用户的知识状态、目标清晰度、执行能力、情绪波动和时间资源会不断变化，而系统只有在理解这些变化的前提下，才可能持续给出有效帮助。</w:t>
       </w:r>
     </w:p>
     <w:p>
@@ -4782,7 +4782,7 @@
           <w:b w:val="0"/>
           <w:sz w:val="24"/>
         </w:rPr>
-        <w:t>因此，星火试图解决的并不是"让模型更像老师回答问题"，也不是"让工具更方便记待办"，而是**"如何构建一套既能理解用户长期学习状态，又能把当前目标持续推进下去的 AI 学习成长系统"**。</w:t>
+        <w:t>因此，星火试图解决的不是"让模型更像老师回答问题"，也不是"让工具更方便记待办"，而是"如何构建一套既能理解用户长期学习状态，又能把当前目标持续推进下去的 AI 学习成长系统"。</w:t>
       </w:r>
     </w:p>
     <w:p>
@@ -4834,7 +4834,7 @@
           <w:b w:val="0"/>
           <w:sz w:val="24"/>
         </w:rPr>
-        <w:t>1. **状态感知**：如何在多轮会话中持续感知用户当前的任务背景、学习节奏、知识状态与认知偏好。</w:t>
+        <w:t>1. 状态感知：如何在多轮会话中持续感知用户当前的任务背景、学习节奏、知识状态与认知偏好。</w:t>
       </w:r>
     </w:p>
     <w:p>
@@ -4848,7 +4848,7 @@
           <w:b w:val="0"/>
           <w:sz w:val="24"/>
         </w:rPr>
-        <w:t>2. **规划生成**：如何把自然语言学习目标拆解成可执行计划，并在执行过程中根据反馈持续修正。</w:t>
+        <w:t>2. 规划生成：如何把自然语言学习目标拆解成可执行计划，并在执行过程中根据反馈持续修正。</w:t>
       </w:r>
     </w:p>
     <w:p>
@@ -4862,7 +4862,7 @@
           <w:b w:val="0"/>
           <w:sz w:val="24"/>
         </w:rPr>
-        <w:t>3. **知识组织**：如何让知识检索不只返回相似文本，而是体现前置关系、路径依赖和掌握度变化。</w:t>
+        <w:t>3. 知识组织：如何让知识检索不只返回相似文本，而是体现前置关系、路径依赖和掌握度变化。</w:t>
       </w:r>
     </w:p>
     <w:p>
@@ -4876,7 +4876,7 @@
           <w:b w:val="0"/>
           <w:sz w:val="24"/>
         </w:rPr>
-        <w:t>4. **协作推理**：如何在复杂学习任务中组织多角色协作，使系统既有深度又有可解释性。</w:t>
+        <w:t>4. 协作推理：如何在复杂学习任务中组织多角色协作，使系统既有深度又有可解释性。</w:t>
       </w:r>
     </w:p>
     <w:p>
@@ -4890,7 +4890,7 @@
           <w:b w:val="0"/>
           <w:sz w:val="24"/>
         </w:rPr>
-        <w:t>5. **执行闭环**：如何把外部执行能力安全地纳入主链，让 AI 从建议层进入执行层，但不破坏可控性与责任边界。</w:t>
+        <w:t>5. 执行闭环：如何把外部执行能力安全地纳入主链，让 AI 从建议层进入执行层，但不破坏可控性与责任边界。</w:t>
       </w:r>
     </w:p>
     <w:p>
@@ -4904,7 +4904,7 @@
           <w:b w:val="0"/>
           <w:sz w:val="24"/>
         </w:rPr>
-        <w:t>这些子问题并不是孤立的。知识状态的判断会影响规划路径，规划结果会影响是否需要多 Agent 协作，执行反馈又会反过来影响画像和下一轮路径推荐，因此系统需要的是一条可回流的主链，而不是若干互不关联的模块。</w:t>
+        <w:t>这些子问题并不孤立。知识状态的判断会影响规划路径，规划结果会影响是否需要多 Agent 协作，执行反馈又会反过来影响画像和下一轮路径推荐，因此系统需要的是一条可回流的主链，而不是若干互不关联的模块。</w:t>
       </w:r>
     </w:p>
     <w:p>
@@ -4956,7 +4956,7 @@
           <w:b w:val="0"/>
           <w:sz w:val="24"/>
         </w:rPr>
-        <w:t>从技术领域看，星火处于 AI-native 应用、Agent 系统、知识组织系统、检索增强推理和个性化学习系统的交叉地带。与普通学习 App 相比，星火的问题更偏系统工程；与普通大模型应用相比，星火的问题又更偏"长期状态 + 任务推进 + 知识结构"的复合型场景。这意味着它既不能只靠 prompt engineering，也不能只靠单一功能优化。</w:t>
+        <w:t>从技术领域看，星火处于 AI-native 应用、Agent 系统、知识组织系统、检索增强推理和个性化学习系统的交叉地带。与普通学习 App 相比，星火的问题更偏系统工程；与普通大模型应用相比，星火的问题更偏"长期状态 + 任务推进 + 知识结构"的复合型场景。这意味着它既不能只靠 prompt engineering，也不能只靠单一功能优化。</w:t>
       </w:r>
     </w:p>
     <w:p>
@@ -5022,7 +5022,7 @@
           <w:b w:val="0"/>
           <w:sz w:val="24"/>
         </w:rPr>
-        <w:t>学习目标往往不是单轮完成，而是跨多次会话、多天任务和多知识点累积。系统必须具备跨时段状态一致性——`RedisCheckpointer` 实现 LangGraph 检查点持久化，支持长会话中断恢复；会话上下文通过 `ContextPruner` 自动剪枝，保留关键实体和结论，控制 Token 消耗。</w:t>
+        <w:t>学习目标往往跨多次会话、多天任务和多知识点累积。系统必须具备跨时段状态一致性——RedisCheckpointer 实现 LangGraph 检查点持久化，支持长会话中断恢复；会话上下文通过 ContextPruner 自动剪枝，保留关键实体和结论，控制 Token 消耗。</w:t>
       </w:r>
     </w:p>
     <w:p>
@@ -5134,7 +5134,7 @@
           <w:b w:val="0"/>
           <w:sz w:val="24"/>
         </w:rPr>
-        <w:t>系统当前代码总量约 **67.5 万行**（Python 约 21.9 万、Go 约 5.9 万、Flutter 约 39.7 万），涵盖 16+ 完整功能模块、100+ 测试文件、7 个 benchmark 文件，复杂度远超一般课程项目。</w:t>
+        <w:t>系统当前代码总量约 67.5 万行（Python 约 21.9 万、Go 约 5.9 万、Flutter 约 39.7 万），涵盖 16+ 完整功能模块、100+ 测试文件、7 个 benchmark 文件，复杂度远超一般课程项目。</w:t>
       </w:r>
     </w:p>
     <w:p>
@@ -5178,15 +5178,16 @@
     <w:p>
       <w:pPr>
         <w:spacing w:line="360" w:lineRule="auto" w:before="0" w:after="0"/>
-        <w:ind w:firstLine="420"/>
+        <w:ind w:firstLine="0"/>
+        <w:jc w:val="center"/>
       </w:pPr>
       <w:r>
         <w:rPr>
           <w:rFonts w:ascii="宋体" w:hAnsi="宋体" w:eastAsia="宋体"/>
           <w:b w:val="0"/>
-          <w:sz w:val="24"/>
-        </w:rPr>
-        <w:t>**[图 T1]** 星火技术问题分解图 *AI 生图提示词：A layered dependency diagram flowing top-to-bottom. Five horizontal layers labeled "Access &amp; Experience", "Main Orchestration", "Knowledge Organization", "Collaboration &amp; Execution", "Feedback &amp; Growth". Each layer contains 2-3 component boxes with tech labels. Dependency arrows flow downward with some upward feedback arrows (dashed). Color gradient from teal (top) to deep purple (bottom). Clean technical diagram, dark background. 16:9 ratio.*</w:t>
+          <w:sz w:val="21"/>
+        </w:rPr>
+        <w:t>【图位：图T1  星火技术问题五层分解与依赖关系图】</w:t>
       </w:r>
     </w:p>
     <w:p>
@@ -5766,7 +5767,7 @@
           <w:b w:val="0"/>
           <w:sz w:val="24"/>
         </w:rPr>
-        <w:t>**技术分析**：ChatGPT Study Mode 基于 GPT-4 的 system instruction 实现 Socratic 引导模式，依赖 Memory 功能维护跨会话个性化。Khanmigo 进一步与 Khan Academy 课程体系绑定，提供结构化的课程路径导航。</w:t>
+        <w:t>ChatGPT Study Mode 基于 GPT-4 的 system instruction 实现 Socratic 引导模式，依赖 Memory 功能维护跨会话个性化。Khanmigo 进一步与 Khan Academy 课程体系绑定，提供结构化的课程路径导航。</w:t>
       </w:r>
     </w:p>
     <w:p>
@@ -5780,7 +5781,7 @@
           <w:b w:val="0"/>
           <w:sz w:val="24"/>
         </w:rPr>
-        <w:t>**对星火的启发**：Socratic 交互是一种重要能力，但不足以单独构成学习成长系统的全部骨架。星火在认知核中吸收了引导式交互逻辑，但将其扩展到主链的更多环节。</w:t>
+        <w:t>Socratic 交互是一种重要能力，但不足以单独构成学习成长系统的全部骨架。星火在认知核中吸收了引导式交互逻辑，但将其扩展到主链的更多环节。</w:t>
       </w:r>
     </w:p>
     <w:p>
@@ -5794,7 +5795,7 @@
           <w:b w:val="0"/>
           <w:sz w:val="24"/>
         </w:rPr>
-        <w:t>以 StudyX、Gauth 为代表的作业辅助型产品，核心优势是输入门槛低（拍照 OCR）、即时反馈快、步骤拆解明确，并常结合图片识别、题库、专家辅助和多模型能力。</w:t>
+        <w:t>以 StudyX、Gauth 为代表的作业辅助型产品，核心优势是输入门槛低（拍照 OCR）、即时反馈快、步骤拆解明确，常结合图片识别、题库和专家辅助。</w:t>
       </w:r>
     </w:p>
     <w:p>
@@ -5808,7 +5809,7 @@
           <w:b w:val="0"/>
           <w:sz w:val="24"/>
         </w:rPr>
-        <w:t>**技术分析**：这类产品通常采用 OCR + LLM 的串联架构，重点优化识别准确率和解题步骤生成。后端相对轻量，不需要复杂的状态管理和长链路编排。</w:t>
+        <w:t>这类产品通常采用 OCR + LLM 串联架构，重点优化识别准确率和解题步骤生成，后端相对轻量，不需要复杂的状态管理和长链路编排。</w:t>
       </w:r>
     </w:p>
     <w:p>
@@ -5822,7 +5823,7 @@
           <w:b w:val="0"/>
           <w:sz w:val="24"/>
         </w:rPr>
-        <w:t>**对星火的启发**：证明了学生对即时帮助的高需求，也反向说明了长期学习系统不能只停留在搜题和解题层。星火吸收了即时帮助的设计思路，但将其作为主链入口而非终点。</w:t>
+        <w:t>学生对即时帮助的需求是真实的，但这反向也说明了长期学习系统不能只停留在搜题和解题层。星火吸收了即时帮助的设计思路，但将其作为主链入口而非终点。</w:t>
       </w:r>
     </w:p>
     <w:p>
@@ -5836,7 +5837,7 @@
           <w:b w:val="0"/>
           <w:sz w:val="24"/>
         </w:rPr>
-        <w:t>以 Quizlet 的 Study Guides、Ask Quizlet 等能力为代表，这一路线围绕资料和学习材料组织学习流程。</w:t>
+        <w:t>以 Quizlet 的 Study Guides、Ask Quizlet 等能力为代表，这一路线围绕资料和学习材料组织学习流程。Quizlet 的 AI 能力主要用于从上传内容中抽取学习要点、生成闪卡和学习指南，底层依赖内容理解和结构化抽取。其知识组织停留在"资料级别"而非"图谱级别"。</w:t>
       </w:r>
     </w:p>
     <w:p>
@@ -5850,7 +5851,7 @@
           <w:b w:val="0"/>
           <w:sz w:val="24"/>
         </w:rPr>
-        <w:t>**技术分析**：Quizlet 的 AI 能力主要用于从上传内容中抽取学习要点、生成闪卡和学习指南，底层依赖内容理解和结构化抽取。其知识组织停留在"资料级别"而非"图谱级别"。</w:t>
+        <w:t>资料加工是学习流程的重要一环，但不等于完整成长闭环。星火的知识组织从"资料加工"推进到了"图推理 + 路径生成 + 掌握度追踪"。</w:t>
       </w:r>
     </w:p>
     <w:p>
@@ -5864,7 +5865,7 @@
           <w:b w:val="0"/>
           <w:sz w:val="24"/>
         </w:rPr>
-        <w:t>**对星火的启发**：资料加工是学习流程的重要一环，但不等于完整成长闭环。星火的知识组织从"资料加工"推进到了"图推理 + 路径生成 + 掌握度追踪"。</w:t>
+        <w:t>传统 RAG（Retrieval-Augmented Generation）更关注语义相似度，而学习路径问题要求系统进一步理解知识点之间的前置、递进、应用与迁移关系。</w:t>
       </w:r>
     </w:p>
     <w:p>
@@ -5878,7 +5879,7 @@
           <w:b w:val="0"/>
           <w:sz w:val="24"/>
         </w:rPr>
-        <w:t>传统 RAG（Retrieval-Augmented Generation）更关注语义相似度，而学习路径问题要求系统进一步理解知识点之间的前置、递进、应用与迁移关系。</w:t>
+        <w:t>纯向量检索（如 FAISS、pgvector）在语义匹配上表现优秀，但无法表达图结构关系；纯图谱方案（如 Neo4j、Apache AGE）能表达结构关系，但缺少语义灵活性。GraphRAG 方案通过融合两种检索模式，在保留语义匹配能力的同时引入图结构推理。</w:t>
       </w:r>
     </w:p>
     <w:p>
@@ -5892,7 +5893,7 @@
           <w:b w:val="0"/>
           <w:sz w:val="24"/>
         </w:rPr>
-        <w:t>**技术分析**：纯向量检索（如 FAISS、pgvector）在语义匹配上表现优秀，但无法表达图结构关系。纯图谱方案（如 Neo4j、Apache AGE）能表达结构关系，但缺少语义灵活性。GraphRAG 方案通过融合两种检索模式，在保留语义匹配能力的同时引入图结构推理。</w:t>
+        <w:t>如果系统只用语义检索，就无法稳定支撑学习路径推荐、掌握度变化分析和知识星图可视化；如果只用图谱而缺少语义检索，则会损失灵活问答与广义召回能力。因此采用 pgvector HNSW + Apache AGE + NetworkX 的 GraphRAG 融合方案。</w:t>
       </w:r>
     </w:p>
     <w:p>
@@ -5906,7 +5907,7 @@
           <w:b w:val="0"/>
           <w:sz w:val="24"/>
         </w:rPr>
-        <w:t>**星火的判断**：如果系统只用语义检索，就无法稳定支撑学习路径推荐、掌握度变化分析和知识星图可视化；如果只用图谱而缺少语义检索，则会损失灵活问答与广义召回能力。因此采用 **pgvector HNSW + Apache AGE + NetworkX** 的 GraphRAG 融合方案。</w:t>
+        <w:t>随着外部执行型 Agent 的兴起，AI 系统不再局限于"生成文字"，而开始具备调用工具、执行流程、产出结果的能力。</w:t>
       </w:r>
     </w:p>
     <w:p>
@@ -5920,7 +5921,7 @@
           <w:b w:val="0"/>
           <w:sz w:val="24"/>
         </w:rPr>
-        <w:t>随着外部执行型 Agent 的兴起，AI 系统不再局限于"生成文字"，而开始具备调用工具、执行流程、产出结果并返回状态的能力。</w:t>
+        <w:t>当前主流 Agent 框架（如 LangChain Agent、AutoGPT、CrewAI）更关注通用执行能力，对安全边界和信任评估的内建支持相对薄弱。在教育场景中，不加治理地引入执行能力会带来不可解释和不可控的风险。</w:t>
       </w:r>
     </w:p>
     <w:p>
@@ -5934,35 +5935,22 @@
           <w:b w:val="0"/>
           <w:sz w:val="24"/>
         </w:rPr>
-        <w:t>**技术分析**：当前主流 Agent 框架（如 LangChain Agent、AutoGPT、CrewAI）更关注通用执行能力，对安全边界和信任评估的内建支持相对薄弱。在教育场景中，这意味着不加治理地引入执行能力会带来不可解释和不可控的风险。</w:t>
+        <w:t>因此，星火不能简单复制通用执行型 Agent 的设计，而需要增加执行意图结构化（ExecutionIntent）、执行边界划分（ExecutionRouter）、审批确认和结果可信度评估（TrustEngine）。这也是将 OpenClaw 接入时重点补上的治理层。</w:t>
       </w:r>
     </w:p>
     <w:p>
       <w:pPr>
         <w:spacing w:line="360" w:lineRule="auto" w:before="0" w:after="0"/>
-        <w:ind w:firstLine="420"/>
+        <w:ind w:firstLine="0"/>
+        <w:jc w:val="center"/>
       </w:pPr>
       <w:r>
         <w:rPr>
           <w:rFonts w:ascii="宋体" w:hAnsi="宋体" w:eastAsia="宋体"/>
           <w:b w:val="0"/>
-          <w:sz w:val="24"/>
-        </w:rPr>
-        <w:t>**星火的判断**：不能简单复制通用执行型 Agent 的设计，而需要增加执行意图结构化（`ExecutionIntent`）、执行边界划分（`ExecutionRouter`）、审批确认和结果可信度评估（`TrustEngine`）。这也是星火将 OpenClaw 接入时重点补上的治理层。</w:t>
-      </w:r>
-    </w:p>
-    <w:p>
-      <w:pPr>
-        <w:spacing w:line="360" w:lineRule="auto" w:before="0" w:after="0"/>
-        <w:ind w:firstLine="420"/>
-      </w:pPr>
-      <w:r>
-        <w:rPr>
-          <w:rFonts w:ascii="宋体" w:hAnsi="宋体" w:eastAsia="宋体"/>
-          <w:b w:val="0"/>
-          <w:sz w:val="24"/>
-        </w:rPr>
-        <w:t>**[图 T2]** 相关技术路线比较 *AI 生图提示词：A comparison matrix visualization with 5 rows (Socratic, Homework Helper, Study Materials, Graph Reasoning, Agentic Execution) and 4 columns (Core Strength, Key Limitation, Sparkle's Approach, Tech Stack). Each cell uses color-coded icons: green checkmarks for strengths, orange warnings for limitations, blue arrows for Sparkle's approach. Clean table design on dark background, professional data visualization. 16:9 ratio.*</w:t>
+          <w:sz w:val="21"/>
+        </w:rPr>
+        <w:t>【图位：图T2  五条相关技术路线比较：核心优势、主要边界与星火的吸收方式】</w:t>
       </w:r>
     </w:p>
     <w:p>
@@ -6659,7 +6647,7 @@
           <w:b w:val="0"/>
           <w:sz w:val="24"/>
         </w:rPr>
-        <w:t>星火的技术方向是构建一套 **AI-native 的学习成长系统**。这里的关键不是"AI 多不多"，而是系统是否围绕长期成长链条组织。具体技术方向判断标准：</w:t>
+        <w:t>星火的技术方向是构建一套 AI-native 的学习成长系统。这里的关键不是"AI 多不多"，而是系统是否围绕长期成长链条组织：</w:t>
       </w:r>
     </w:p>
     <w:p>
@@ -6673,7 +6661,7 @@
           <w:b w:val="0"/>
           <w:sz w:val="24"/>
         </w:rPr>
-        <w:t>1. **能否持续感知用户状态**——而不是只响应当前输入。→ 认知核 + 贝叶斯画像</w:t>
+        <w:t>1. 能否持续感知用户状态——而不是只响应当前输入。认知核 + 贝叶斯画像。</w:t>
       </w:r>
     </w:p>
     <w:p>
@@ -6687,7 +6675,7 @@
           <w:b w:val="0"/>
           <w:sz w:val="24"/>
         </w:rPr>
-        <w:t>2. **能否把目标转成可执行链路**——而不是只生成建议。→ 执行核 + LangGraph 规划</w:t>
+        <w:t>2. 能否把目标转成可执行链路——而不是只生成建议。执行核 + LangGraph 规划。</w:t>
       </w:r>
     </w:p>
     <w:p>
@@ -6701,7 +6689,7 @@
           <w:b w:val="0"/>
           <w:sz w:val="24"/>
         </w:rPr>
-        <w:t>3. **能否理解知识结构**——而不是只做文本检索。→ GraphRAG + 知识星图</w:t>
+        <w:t>3. 能否理解知识结构——而不是只做文本检索。GraphRAG + 知识星图。</w:t>
       </w:r>
     </w:p>
     <w:p>
@@ -6715,7 +6703,7 @@
           <w:b w:val="0"/>
           <w:sz w:val="24"/>
         </w:rPr>
-        <w:t>4. **能否在复杂问题中协作求解**——而不是只靠单次生成。→ Mirofish 多 Agent</w:t>
+        <w:t>4. 能否在复杂问题中协作求解——而不是只靠单次生成。Mirofish 多 Agent。</w:t>
       </w:r>
     </w:p>
     <w:p>
@@ -6729,7 +6717,7 @@
           <w:b w:val="0"/>
           <w:sz w:val="24"/>
         </w:rPr>
-        <w:t>5. **能否将结果回流进画像和后续策略**——而不是一次性交付。→ 回流链路 + 报告/剧场</w:t>
+        <w:t>5. 能否将结果回流进画像和后续策略——而不是一次性交付。回流链路 + 报告/剧场。</w:t>
       </w:r>
     </w:p>
     <w:p>
@@ -6743,7 +6731,7 @@
           <w:b w:val="0"/>
           <w:sz w:val="24"/>
         </w:rPr>
-        <w:t>最终选择的是**"异构架构 + 双核编排 + 多 Agent 协作 + GraphRAG + 外部执行闭环"**的组合路线。</w:t>
+        <w:t>最终选择的是"异构架构 + 双核编排 + 多 Agent 协作 + GraphRAG + 外部执行闭环"的组合路线。</w:t>
       </w:r>
     </w:p>
     <w:p>
@@ -6798,20 +6786,6 @@
           <w:b w:val="0"/>
           <w:sz w:val="24"/>
         </w:rPr>
-        <w:t>**技术论证**：</w:t>
-      </w:r>
-    </w:p>
-    <w:p>
-      <w:pPr>
-        <w:spacing w:line="360" w:lineRule="auto" w:before="0" w:after="0"/>
-        <w:ind w:firstLine="420"/>
-      </w:pPr>
-      <w:r>
-        <w:rPr>
-          <w:rFonts w:ascii="宋体" w:hAnsi="宋体" w:eastAsia="宋体"/>
-          <w:b w:val="0"/>
-          <w:sz w:val="24"/>
-        </w:rPr>
         <w:t>异构拆分让三类任务都运行在更适合自己的技术栈中，同时通过 Protobuf 契约确保跨语言通信的类型安全。</w:t>
       </w:r>
     </w:p>
@@ -6840,63 +6814,7 @@
           <w:b w:val="0"/>
           <w:sz w:val="24"/>
         </w:rPr>
-        <w:t>**认知核（Cognitive Core）**：</w:t>
-      </w:r>
-    </w:p>
-    <w:p>
-      <w:pPr>
-        <w:spacing w:line="360" w:lineRule="auto" w:before="0" w:after="0"/>
-        <w:ind w:firstLine="0"/>
-      </w:pPr>
-      <w:r>
-        <w:rPr>
-          <w:rFonts w:ascii="宋体" w:hAnsi="宋体" w:eastAsia="宋体"/>
-          <w:b w:val="0"/>
-          <w:sz w:val="24"/>
-        </w:rPr>
-        <w:t>`PersistentBayesianLearner`：贝叶斯认知建模，追踪逻辑偏好、记忆强度、好奇心、语言习惯</w:t>
-      </w:r>
-    </w:p>
-    <w:p>
-      <w:pPr>
-        <w:spacing w:line="360" w:lineRule="auto" w:before="0" w:after="0"/>
-        <w:ind w:firstLine="0"/>
-      </w:pPr>
-      <w:r>
-        <w:rPr>
-          <w:rFonts w:ascii="宋体" w:hAnsi="宋体" w:eastAsia="宋体"/>
-          <w:b w:val="0"/>
-          <w:sz w:val="24"/>
-        </w:rPr>
-        <w:t>`MultiDimensionalLearner`：多维能力图谱，不仅看结果更看解题思路</w:t>
-      </w:r>
-    </w:p>
-    <w:p>
-      <w:pPr>
-        <w:spacing w:line="360" w:lineRule="auto" w:before="0" w:after="0"/>
-        <w:ind w:firstLine="0"/>
-      </w:pPr>
-      <w:r>
-        <w:rPr>
-          <w:rFonts w:ascii="宋体" w:hAnsi="宋体" w:eastAsia="宋体"/>
-          <w:b w:val="0"/>
-          <w:sz w:val="24"/>
-        </w:rPr>
-        <w:t>`CognitivePrism`：认知棱镜，整合情绪/动机/状态理解</w:t>
-      </w:r>
-    </w:p>
-    <w:p>
-      <w:pPr>
-        <w:spacing w:line="360" w:lineRule="auto" w:before="0" w:after="0"/>
-        <w:ind w:firstLine="0"/>
-      </w:pPr>
-      <w:r>
-        <w:rPr>
-          <w:rFonts w:ascii="宋体" w:hAnsi="宋体" w:eastAsia="宋体"/>
-          <w:b w:val="0"/>
-          <w:sz w:val="24"/>
-        </w:rPr>
-        <w:t>`auto_optimizer.py`：根据用户采纳率自动调整语调和难度</w:t>
+        <w:t>认知核（Cognitive Core）：PersistentBayesianLearner（贝叶斯认知建模，追踪逻辑偏好、记忆强度、好奇心、语言习惯）、MultiDimensionalLearner（多维能力图谱，不仅看结果更看解题思路）、CognitivePrism（整合情绪/动机/状态理解）、auto_optimizer.py（根据用户采纳率自动调整语调和难度）。</w:t>
       </w:r>
     </w:p>
     <w:p>
@@ -6910,63 +6828,7 @@
           <w:b w:val="0"/>
           <w:sz w:val="24"/>
         </w:rPr>
-        <w:t>**执行核（Execution Core）**：</w:t>
-      </w:r>
-    </w:p>
-    <w:p>
-      <w:pPr>
-        <w:spacing w:line="360" w:lineRule="auto" w:before="0" w:after="0"/>
-        <w:ind w:firstLine="0"/>
-      </w:pPr>
-      <w:r>
-        <w:rPr>
-          <w:rFonts w:ascii="宋体" w:hAnsi="宋体" w:eastAsia="宋体"/>
-          <w:b w:val="0"/>
-          <w:sz w:val="24"/>
-        </w:rPr>
-        <w:t>`SufficiencyChecker`：意图驱动的信息充分性检查，字段要求矩阵（required / clarify_if_missing / can_infer）</w:t>
-      </w:r>
-    </w:p>
-    <w:p>
-      <w:pPr>
-        <w:spacing w:line="360" w:lineRule="auto" w:before="0" w:after="0"/>
-        <w:ind w:firstLine="0"/>
-      </w:pPr>
-      <w:r>
-        <w:rPr>
-          <w:rFonts w:ascii="宋体" w:hAnsi="宋体" w:eastAsia="宋体"/>
-          <w:b w:val="0"/>
-          <w:sz w:val="24"/>
-        </w:rPr>
-        <w:t>`LangGraphPlanner`：规划阶段不执行工具，生成 `ExecutablePlan` 后交由执行层，明确区分 PONR_TOOLS 和 CREATOR_TOOLS</w:t>
-      </w:r>
-    </w:p>
-    <w:p>
-      <w:pPr>
-        <w:spacing w:line="360" w:lineRule="auto" w:before="0" w:after="0"/>
-        <w:ind w:firstLine="0"/>
-      </w:pPr>
-      <w:r>
-        <w:rPr>
-          <w:rFonts w:ascii="宋体" w:hAnsi="宋体" w:eastAsia="宋体"/>
-          <w:b w:val="0"/>
-          <w:sz w:val="24"/>
-        </w:rPr>
-        <w:t>`ExecutionRouter` + `TrustEngine`：执行边界划分与信任评估</w:t>
-      </w:r>
-    </w:p>
-    <w:p>
-      <w:pPr>
-        <w:spacing w:line="360" w:lineRule="auto" w:before="0" w:after="0"/>
-        <w:ind w:firstLine="0"/>
-      </w:pPr>
-      <w:r>
-        <w:rPr>
-          <w:rFonts w:ascii="宋体" w:hAnsi="宋体" w:eastAsia="宋体"/>
-          <w:b w:val="0"/>
-          <w:sz w:val="24"/>
-        </w:rPr>
-        <w:t>`adaptive_replanner.py`：动态重规划，根据执行反馈持续修正计划</w:t>
+        <w:t>执行核（Execution Core）：SufficiencyChecker（意图驱动的信息充分性检查，字段要求矩阵：required / clarify_if_missing / can_infer）、LangGraphPlanner（规划阶段不执行工具，生成 ExecutablePlan 后交由执行层）、ExecutionRouter + TrustEngine（执行边界划分与信任评估）、adaptive_replanner.py（动态重规划）。</w:t>
       </w:r>
     </w:p>
     <w:p>
@@ -6980,7 +6842,7 @@
           <w:b w:val="0"/>
           <w:sz w:val="24"/>
         </w:rPr>
-        <w:t>**主编排器**（`ChatOrchestrator`，1619 行）采用模块化 Mixin 架构：</w:t>
+        <w:t>主编排器 ChatOrchestrator（1619 行）采用模块化 Mixin 架构，由 ContextBuilderMixin、RoutingEngineMixin、ValidationEngineMixin、SessionStateMixin、ExecutionEngineMixin、ResponseBuilderMixin、PersistenceLayerMixin、ObservabilityMixin 八个 Mixin 组合，各关注点彻底分离。</w:t>
       </w:r>
     </w:p>
     <w:p>
@@ -6994,21 +6856,7 @@
           <w:b w:val="0"/>
           <w:sz w:val="24"/>
         </w:rPr>
-        <w:t>``` ChatOrchestrator = ContextBuilderMixin    # 上下文构建 + RoutingEngineMixin     # 意图路由 + ValidationEngineMixin  # 充分性检查 + SessionStateMixin      # 会话状态 + ExecutionEngineMixin   # 执行引擎 + ResponseBuilderMixin   # 响应构建 + PersistenceLayerMixin  # 持久化 + ObservabilityMixin     # 可观测性 ```</w:t>
-      </w:r>
-    </w:p>
-    <w:p>
-      <w:pPr>
-        <w:spacing w:line="360" w:lineRule="auto" w:before="0" w:after="0"/>
-        <w:ind w:firstLine="420"/>
-      </w:pPr>
-      <w:r>
-        <w:rPr>
-          <w:rFonts w:ascii="宋体" w:hAnsi="宋体" w:eastAsia="宋体"/>
-          <w:b w:val="0"/>
-          <w:sz w:val="24"/>
-        </w:rPr>
-        <w:t>这样做的原因在于，长期个性化和短期任务推进是两种不同的问题：前者强调连续建模，后者强调当前动作和边界控制。如果混为一体，系统很容易在"像你"与"能推进"之间顾此失彼。</w:t>
+        <w:t>双核设计的核心价值在于：长期个性化和短期任务推进是两种不同的问题——前者强调连续建模，后者强调当前动作和边界控制。混为一体容易在"理解你"与"推进事情"之间顾此失彼。</w:t>
       </w:r>
     </w:p>
     <w:p>
@@ -7036,7 +6884,7 @@
           <w:b w:val="0"/>
           <w:sz w:val="24"/>
         </w:rPr>
-        <w:t>**架构设计**：基于 LangGraph StateGraph 构建，包含 11 个专家节点，由 `GraphExpertSpec` 数据类注册，通过 `create_specialist_node()` 工厂函数自动创建。</w:t>
+        <w:t>架构设计：基于 LangGraph StateGraph 构建，包含 11 个专家节点，由 GraphExpertSpec 数据类注册，通过 create_specialist_node() 工厂函数自动创建。</w:t>
       </w:r>
     </w:p>
     <w:p>
@@ -7050,105 +6898,50 @@
           <w:b w:val="0"/>
           <w:sz w:val="24"/>
         </w:rPr>
-        <w:t>**工作流编排**：</w:t>
+        <w:t>工作流编排：标准图（sparkle_graph）采用 Router → 专家节点 → ToolNode → Router 循环，支持 human_node 中断；规划图（sparkle_planning_graph）规划阶段不执行工具，生成 ExecutablePlan 后交由执行层；协作图实现多 Agent 协作（collaboration.py，922 行）和结果聚合（aggregator_node）。</w:t>
+      </w:r>
+    </w:p>
+    <w:p>
+      <w:pPr>
+        <w:spacing w:line="360" w:lineRule="auto" w:before="0" w:after="0"/>
+        <w:ind w:firstLine="420"/>
+      </w:pPr>
+      <w:r>
+        <w:rPr>
+          <w:rFonts w:ascii="宋体" w:hAnsi="宋体" w:eastAsia="宋体"/>
+          <w:b w:val="0"/>
+          <w:sz w:val="24"/>
+        </w:rPr>
+        <w:t>五种协作模式：single（单专家直接响应）/ sequential（多专家串行，结果依次传递）/ parallel（多专家并行，aggregator 合并）/ debate（正反方辩论推演，aggregator 综合裁决）/ delegation（主专家委托子专家，主专家做最终决策）。</w:t>
+      </w:r>
+    </w:p>
+    <w:p>
+      <w:pPr>
+        <w:spacing w:line="360" w:lineRule="auto" w:before="0" w:after="0"/>
+        <w:ind w:firstLine="420"/>
+      </w:pPr>
+      <w:r>
+        <w:rPr>
+          <w:rFonts w:ascii="宋体" w:hAnsi="宋体" w:eastAsia="宋体"/>
+          <w:b w:val="0"/>
+          <w:sz w:val="24"/>
+        </w:rPr>
+        <w:t>审核反馈环：reset_collaboration_node 在 modify/reject 时触发重规划，保存历史协作上下文避免重复提问。</w:t>
       </w:r>
     </w:p>
     <w:p>
       <w:pPr>
         <w:spacing w:line="360" w:lineRule="auto" w:before="0" w:after="0"/>
         <w:ind w:firstLine="0"/>
+        <w:jc w:val="center"/>
       </w:pPr>
       <w:r>
         <w:rPr>
           <w:rFonts w:ascii="宋体" w:hAnsi="宋体" w:eastAsia="宋体"/>
           <w:b w:val="0"/>
-          <w:sz w:val="24"/>
-        </w:rPr>
-        <w:t>**标准图**（`sparkle_graph`）：Router → 专家节点 → ToolNode → Router（循环），支持 `human_node` 中断</w:t>
-      </w:r>
-    </w:p>
-    <w:p>
-      <w:pPr>
-        <w:spacing w:line="360" w:lineRule="auto" w:before="0" w:after="0"/>
-        <w:ind w:firstLine="0"/>
-      </w:pPr>
-      <w:r>
-        <w:rPr>
-          <w:rFonts w:ascii="宋体" w:hAnsi="宋体" w:eastAsia="宋体"/>
-          <w:b w:val="0"/>
-          <w:sz w:val="24"/>
-        </w:rPr>
-        <w:t>**规划图**（`sparkle_planning_graph`）：规划阶段不执行工具，生成 `ExecutablePlan` 后交由执行层</w:t>
-      </w:r>
-    </w:p>
-    <w:p>
-      <w:pPr>
-        <w:spacing w:line="360" w:lineRule="auto" w:before="0" w:after="0"/>
-        <w:ind w:firstLine="0"/>
-      </w:pPr>
-      <w:r>
-        <w:rPr>
-          <w:rFonts w:ascii="宋体" w:hAnsi="宋体" w:eastAsia="宋体"/>
-          <w:b w:val="0"/>
-          <w:sz w:val="24"/>
-        </w:rPr>
-        <w:t>**协作图**（Phase 3）：`collaboration_node`（922 行）+ `aggregator_node` 实现多 Agent 协作</w:t>
-      </w:r>
-    </w:p>
-    <w:p>
-      <w:pPr>
-        <w:spacing w:line="360" w:lineRule="auto" w:before="0" w:after="0"/>
-        <w:ind w:firstLine="420"/>
-      </w:pPr>
-      <w:r>
-        <w:rPr>
-          <w:rFonts w:ascii="宋体" w:hAnsi="宋体" w:eastAsia="宋体"/>
-          <w:b w:val="0"/>
-          <w:sz w:val="24"/>
-        </w:rPr>
-        <w:t>**五种协作模式**：single / sequential / parallel / debate / delegation</w:t>
-      </w:r>
-    </w:p>
-    <w:p>
-      <w:pPr>
-        <w:spacing w:line="360" w:lineRule="auto" w:before="0" w:after="0"/>
-        <w:ind w:firstLine="420"/>
-      </w:pPr>
-      <w:r>
-        <w:rPr>
-          <w:rFonts w:ascii="宋体" w:hAnsi="宋体" w:eastAsia="宋体"/>
-          <w:b w:val="0"/>
-          <w:sz w:val="24"/>
-        </w:rPr>
-        <w:t>**工具注册表**（Agent 可调用）：`query_knowledge`、`create_knowledge_node`、`link_nodes`、`create_plan`、`generate_tasks_for_plan`、`create_task`、`batch_create_tasks`、`suggest_focus_session`、`record_error`、`query_error_history`</w:t>
-      </w:r>
-    </w:p>
-    <w:p>
-      <w:pPr>
-        <w:spacing w:line="360" w:lineRule="auto" w:before="0" w:after="0"/>
-        <w:ind w:firstLine="420"/>
-      </w:pPr>
-      <w:r>
-        <w:rPr>
-          <w:rFonts w:ascii="宋体" w:hAnsi="宋体" w:eastAsia="宋体"/>
-          <w:b w:val="0"/>
-          <w:sz w:val="24"/>
-        </w:rPr>
-        <w:t>**审核反馈环**：`reset_collaboration_node` 在 modify/reject 时触发重规划，保存历史协作上下文避免重复提问。</w:t>
-      </w:r>
-    </w:p>
-    <w:p>
-      <w:pPr>
-        <w:spacing w:line="360" w:lineRule="auto" w:before="0" w:after="0"/>
-        <w:ind w:firstLine="420"/>
-      </w:pPr>
-      <w:r>
-        <w:rPr>
-          <w:rFonts w:ascii="宋体" w:hAnsi="宋体" w:eastAsia="宋体"/>
-          <w:b w:val="0"/>
-          <w:sz w:val="24"/>
-        </w:rPr>
-        <w:t>**[图 T3]** Mirofish 多 Agent 协作流程图 *AI 生图提示词：A flowchart showing the Mirofish multi-agent system. Start with "User Query" flowing to "Router" (diamond shape). Router connects to multiple expert nodes (11 colored circles arranged in a semi-circle): galaxy_guide, exam_oracle, time_tutor, deep_analyst, error_analyst, study_buddy, math, code, writing, science, search. Below, a "Collaboration Node" box shows 5 modes (single/sequential/parallel/debate/delegation). An "Aggregator" box merges results. Feedback arrow loops back to Router. Dark background, neon-accent flowchart style. 16:9 ratio.*</w:t>
+          <w:sz w:val="21"/>
+        </w:rPr>
+        <w:t>【图位：图T3  Mirofish 11 专家节点 + 5 种协作模式工作流图】</w:t>
       </w:r>
     </w:p>
     <w:p>
@@ -7176,7 +6969,7 @@
           <w:b w:val="0"/>
           <w:sz w:val="24"/>
         </w:rPr>
-        <w:t>**双模检索架构**：</w:t>
+        <w:t>双模检索架构：</w:t>
       </w:r>
     </w:p>
     <w:p>
@@ -7190,63 +6983,7 @@
           <w:b w:val="0"/>
           <w:sz w:val="24"/>
         </w:rPr>
-        <w:t>**GraphReasoningService**（436 行）核心算法：</w:t>
-      </w:r>
-    </w:p>
-    <w:p>
-      <w:pPr>
-        <w:spacing w:line="360" w:lineRule="auto" w:before="0" w:after="0"/>
-        <w:ind w:firstLine="0"/>
-      </w:pPr>
-      <w:r>
-        <w:rPr>
-          <w:rFonts w:ascii="宋体" w:hAnsi="宋体" w:eastAsia="宋体"/>
-          <w:b w:val="0"/>
-          <w:sz w:val="24"/>
-        </w:rPr>
-        <w:t>路径生成：Dijkstra 变体，融合节点掌握度权重</w:t>
-      </w:r>
-    </w:p>
-    <w:p>
-      <w:pPr>
-        <w:spacing w:line="360" w:lineRule="auto" w:before="0" w:after="0"/>
-        <w:ind w:firstLine="0"/>
-      </w:pPr>
-      <w:r>
-        <w:rPr>
-          <w:rFonts w:ascii="宋体" w:hAnsi="宋体" w:eastAsia="宋体"/>
-          <w:b w:val="0"/>
-          <w:sz w:val="24"/>
-        </w:rPr>
-        <w:t>循环检测：预处理禁止闭合回路</w:t>
-      </w:r>
-    </w:p>
-    <w:p>
-      <w:pPr>
-        <w:spacing w:line="360" w:lineRule="auto" w:before="0" w:after="0"/>
-        <w:ind w:firstLine="0"/>
-      </w:pPr>
-      <w:r>
-        <w:rPr>
-          <w:rFonts w:ascii="宋体" w:hAnsi="宋体" w:eastAsia="宋体"/>
-          <w:b w:val="0"/>
-          <w:sz w:val="24"/>
-        </w:rPr>
-        <w:t>个性化：融合用户兴趣节点 + 关系强度（related / application / evolution / composition 四种关系类型）</w:t>
-      </w:r>
-    </w:p>
-    <w:p>
-      <w:pPr>
-        <w:spacing w:line="360" w:lineRule="auto" w:before="0" w:after="0"/>
-        <w:ind w:firstLine="0"/>
-      </w:pPr>
-      <w:r>
-        <w:rPr>
-          <w:rFonts w:ascii="宋体" w:hAnsi="宋体" w:eastAsia="宋体"/>
-          <w:b w:val="0"/>
-          <w:sz w:val="24"/>
-        </w:rPr>
-        <w:t>缓存策略：图结构 pickle protocol 5 序列化存储，节点/边变更时自动失效（`invalidate_cache`）</w:t>
+        <w:t>GraphReasoningService（436 行）核心算法：路径生成采用 Dijkstra 变体融合节点掌握度权重；循环检测预处理禁止闭合回路；个性化融合用户兴趣节点 + 关系强度（related / application / evolution / composition 四种关系类型）；缓存策略采用图结构 pickle protocol 5 序列化存储，节点/边变更时自动失效（invalidate_cache）。</w:t>
       </w:r>
     </w:p>
     <w:p>
@@ -7260,7 +6997,7 @@
           <w:b w:val="0"/>
           <w:sz w:val="24"/>
         </w:rPr>
-        <w:t>**AgeClient**（394 行）核心能力：异步连接池管理（asyncpg）、Cypher 查询构建器、图谱/顶点/边标签 CRUD 操作、自动 SQL 注入防护。</w:t>
+        <w:t>AgeClient（394 行）核心能力：异步连接池管理（asyncpg）、Cypher 查询构建器、图谱/顶点/边标签 CRUD 操作、自动 SQL 注入防护。</w:t>
       </w:r>
     </w:p>
     <w:p>
@@ -7274,7 +7011,7 @@
           <w:b w:val="0"/>
           <w:sz w:val="24"/>
         </w:rPr>
-        <w:t>**RetrievalTrace**：记录每次检索的节点信息、关系信息、检索方法详情和性能指标，实现检索过程完全可解释、可审查。</w:t>
+        <w:t>RetrievalTrace 记录每次检索的节点信息、关系信息、检索方法详情和性能指标，实现检索过程完全可解释、可审查。</w:t>
       </w:r>
     </w:p>
     <w:p>
@@ -7302,7 +7039,7 @@
           <w:b w:val="0"/>
           <w:sz w:val="24"/>
         </w:rPr>
-        <w:t>**分阶段架构**（Phase 0 → Phase 4）：</w:t>
+        <w:t>分阶段架构（Phase 0 → Phase 4）：</w:t>
       </w:r>
     </w:p>
     <w:p>
@@ -7316,7 +7053,7 @@
           <w:b w:val="0"/>
           <w:sz w:val="24"/>
         </w:rPr>
-        <w:t>**ExecutionIntent 生命周期**：`DRAFT → READY → DISPATCHED → RUNNING → WAITING_APPROVAL → SUCCEEDED / FAILED / HANDED_BACK`</w:t>
+        <w:t>ExecutionIntent 生命周期：DRAFT → READY → DISPATCHED → RUNNING → WAITING_APPROVAL → SUCCEEDED / FAILED / HANDED_BACK</w:t>
       </w:r>
     </w:p>
     <w:p>
@@ -7330,35 +7067,22 @@
           <w:b w:val="0"/>
           <w:sz w:val="24"/>
         </w:rPr>
-        <w:t>**传输层**：支持 `responses_http`（HTTP POST `/v1/responses`）和 `gateway_ws`（实时 WebSocket 双向通信，支持节点调用 + 审批回传）</w:t>
+        <w:t>信任评估公式：quality_score = (validation_ratio × 0.4) + (criteria_met × 0.4) + (completeness × 0.2)</w:t>
       </w:r>
     </w:p>
     <w:p>
       <w:pPr>
         <w:spacing w:line="360" w:lineRule="auto" w:before="0" w:after="0"/>
-        <w:ind w:firstLine="420"/>
+        <w:ind w:firstLine="0"/>
+        <w:jc w:val="center"/>
       </w:pPr>
       <w:r>
         <w:rPr>
           <w:rFonts w:ascii="宋体" w:hAnsi="宋体" w:eastAsia="宋体"/>
           <w:b w:val="0"/>
-          <w:sz w:val="24"/>
-        </w:rPr>
-        <w:t>**信任评估公式**：`quality_score = (validation_ratio × 0.4) + (criteria_met × 0.4) + (completeness × 0.2)`</w:t>
-      </w:r>
-    </w:p>
-    <w:p>
-      <w:pPr>
-        <w:spacing w:line="360" w:lineRule="auto" w:before="0" w:after="0"/>
-        <w:ind w:firstLine="420"/>
-      </w:pPr>
-      <w:r>
-        <w:rPr>
-          <w:rFonts w:ascii="宋体" w:hAnsi="宋体" w:eastAsia="宋体"/>
-          <w:b w:val="0"/>
-          <w:sz w:val="24"/>
-        </w:rPr>
-        <w:t>**[图 T4]** OpenClaw 执行闭环与信任评估图 *AI 生图提示词：A horizontal pipeline diagram showing the OpenClaw execution loop. Five phases labeled Phase 0-4 flow left to right: "Router" (diamond) → "Intent Builder" (document icon) → "Translator" (conversion icon) → "OpenClaw Executor" (gear icon) → "Ingestor" (funnel icon). Below, a "TrustEngine" bar shows three levels: RAW (red) → VALIDATED (yellow) → TRUSTED (green) with upgrade conditions. A feedback arrow loops from Ingestor back to "Learning Service" and "Knowledge Graph". Dark background, engineering blueprint style. 16:9 ratio.*</w:t>
+          <w:sz w:val="21"/>
+        </w:rPr>
+        <w:t>【图位：图T4  OpenClaw Phase 0-4 执行闭环与 TrustEngine 信任评估流程图】</w:t>
       </w:r>
     </w:p>
     <w:p>
@@ -7386,77 +7110,7 @@
           <w:b w:val="0"/>
           <w:sz w:val="24"/>
         </w:rPr>
-        <w:t>对于长期学习系统而言，体验层并不是可有可无的装饰：</w:t>
-      </w:r>
-    </w:p>
-    <w:p>
-      <w:pPr>
-        <w:spacing w:line="360" w:lineRule="auto" w:before="0" w:after="0"/>
-        <w:ind w:firstLine="0"/>
-      </w:pPr>
-      <w:r>
-        <w:rPr>
-          <w:rFonts w:ascii="宋体" w:hAnsi="宋体" w:eastAsia="宋体"/>
-          <w:b w:val="0"/>
-          <w:sz w:val="24"/>
-        </w:rPr>
-        <w:t>**BGM 服务**：路由感知切换，20+ 场景 track，route &gt; stage &gt; component 三级优先级</w:t>
-      </w:r>
-    </w:p>
-    <w:p>
-      <w:pPr>
-        <w:spacing w:line="360" w:lineRule="auto" w:before="0" w:after="0"/>
-        <w:ind w:firstLine="0"/>
-      </w:pPr>
-      <w:r>
-        <w:rPr>
-          <w:rFonts w:ascii="宋体" w:hAnsi="宋体" w:eastAsia="宋体"/>
-          <w:b w:val="0"/>
-          <w:sz w:val="24"/>
-        </w:rPr>
-        <w:t>**触觉反馈**：`SensoryFeedbackService` 管理触觉与音效预算</w:t>
-      </w:r>
-    </w:p>
-    <w:p>
-      <w:pPr>
-        <w:spacing w:line="360" w:lineRule="auto" w:before="0" w:after="0"/>
-        <w:ind w:firstLine="0"/>
-      </w:pPr>
-      <w:r>
-        <w:rPr>
-          <w:rFonts w:ascii="宋体" w:hAnsi="宋体" w:eastAsia="宋体"/>
-          <w:b w:val="0"/>
-          <w:sz w:val="24"/>
-        </w:rPr>
-        <w:t>**视觉系统**：GLSL Shader 星图、Design System V2（SparkleMaterial / NeoGlass / Ceramic）</w:t>
-      </w:r>
-    </w:p>
-    <w:p>
-      <w:pPr>
-        <w:spacing w:line="360" w:lineRule="auto" w:before="0" w:after="0"/>
-        <w:ind w:firstLine="0"/>
-      </w:pPr>
-      <w:r>
-        <w:rPr>
-          <w:rFonts w:ascii="宋体" w:hAnsi="宋体" w:eastAsia="宋体"/>
-          <w:b w:val="0"/>
-          <w:sz w:val="24"/>
-        </w:rPr>
-        <w:t>**成就系统**：`AchievementEngine` 支持 20+ 事件类型，包含 SparkContract 学习契约、UserStreakStats 连胜统计、UserGalaxySkin 星图皮肤解锁</w:t>
-      </w:r>
-    </w:p>
-    <w:p>
-      <w:pPr>
-        <w:spacing w:line="360" w:lineRule="auto" w:before="0" w:after="0"/>
-        <w:ind w:firstLine="0"/>
-      </w:pPr>
-      <w:r>
-        <w:rPr>
-          <w:rFonts w:ascii="宋体" w:hAnsi="宋体" w:eastAsia="宋体"/>
-          <w:b w:val="0"/>
-          <w:sz w:val="24"/>
-        </w:rPr>
-        <w:t>**学习报告**：`LearningReportAgent` 使用工具链（query_mastery_scores、query_error_patterns、query_study_timeline、interview_learner、infer_learning_state_from_chat）生成五维度分析报告</w:t>
+        <w:t>对于长期学习系统而言，体验层并不是可有可无的装饰：BGM 服务（路由感知切换，20+ 场景 track，route &gt; stage &gt; component 三级优先级）、SensoryFeedbackService（触觉与音效预算管理）、GLSL Shader 星图与 Design System V2（SparkleMaterial / NeoGlass / Ceramic 三种材质体系）、AchievementEngine（20+ 事件类型，包含 SparkContract 学习契约、UserStreakStats 连胜统计、UserGalaxySkin 星图皮肤解锁）、LearningReportAgent（使用 5 个工具生成五维度分析报告）。</w:t>
       </w:r>
     </w:p>
     <w:p>
@@ -7495,20 +7149,6 @@
           <w:bCs w:val="0"/>
         </w:rPr>
         <w:commentReference w:id="19"/>
-      </w:r>
-    </w:p>
-    <w:p>
-      <w:pPr>
-        <w:spacing w:line="360" w:lineRule="auto" w:before="0" w:after="0"/>
-        <w:ind w:firstLine="420"/>
-      </w:pPr>
-      <w:r>
-        <w:rPr>
-          <w:rFonts w:ascii="宋体" w:hAnsi="宋体" w:eastAsia="宋体"/>
-          <w:b w:val="0"/>
-          <w:sz w:val="24"/>
-        </w:rPr>
-        <w:t>基于以上技术选择，星火对系统结果的期望体现在六个方面：</w:t>
       </w:r>
     </w:p>
     <w:p>
@@ -7577,7 +7217,7 @@
           <w:b w:val="0"/>
           <w:sz w:val="24"/>
         </w:rPr>
-        <w:t>星火当前技术栈核心组合：</w:t>
+        <w:t>移动端：Flutter 3.x + Riverpod 2.x（状态管理、Feature-First 架构、GLSL Shader 知识星图渲染）。</w:t>
       </w:r>
     </w:p>
     <w:p>
@@ -7591,49 +7231,7 @@
           <w:b w:val="0"/>
           <w:sz w:val="24"/>
         </w:rPr>
-        <w:t>**移动端**：</w:t>
-      </w:r>
-    </w:p>
-    <w:p>
-      <w:pPr>
-        <w:spacing w:line="360" w:lineRule="auto" w:before="0" w:after="0"/>
-        <w:ind w:firstLine="0"/>
-      </w:pPr>
-      <w:r>
-        <w:rPr>
-          <w:rFonts w:ascii="宋体" w:hAnsi="宋体" w:eastAsia="宋体"/>
-          <w:b w:val="0"/>
-          <w:sz w:val="24"/>
-        </w:rPr>
-        <w:t>Flutter 3.x + Riverpod 2.x：状态管理、交互构建和设计系统</w:t>
-      </w:r>
-    </w:p>
-    <w:p>
-      <w:pPr>
-        <w:spacing w:line="360" w:lineRule="auto" w:before="0" w:after="0"/>
-        <w:ind w:firstLine="0"/>
-      </w:pPr>
-      <w:r>
-        <w:rPr>
-          <w:rFonts w:ascii="宋体" w:hAnsi="宋体" w:eastAsia="宋体"/>
-          <w:b w:val="0"/>
-          <w:sz w:val="24"/>
-        </w:rPr>
-        <w:t>Feature-First 架构：模块独立，可单独开发和测试</w:t>
-      </w:r>
-    </w:p>
-    <w:p>
-      <w:pPr>
-        <w:spacing w:line="360" w:lineRule="auto" w:before="0" w:after="0"/>
-        <w:ind w:firstLine="0"/>
-      </w:pPr>
-      <w:r>
-        <w:rPr>
-          <w:rFonts w:ascii="宋体" w:hAnsi="宋体" w:eastAsia="宋体"/>
-          <w:b w:val="0"/>
-          <w:sz w:val="24"/>
-        </w:rPr>
-        <w:t>GLSL Shader：知识星图视觉渲染</w:t>
+        <w:t>接入层：Go 1.24 + Gin 框架 + Gorilla WebSocket（高并发长连接管理）；sqlc + pgxpool（类型安全数据库访问，默认 10 连接池）；CQRS 事件总线（redis_bus.go）。</w:t>
       </w:r>
     </w:p>
     <w:p>
@@ -7647,63 +7245,7 @@
           <w:b w:val="0"/>
           <w:sz w:val="24"/>
         </w:rPr>
-        <w:t>**接入层**：</w:t>
-      </w:r>
-    </w:p>
-    <w:p>
-      <w:pPr>
-        <w:spacing w:line="360" w:lineRule="auto" w:before="0" w:after="0"/>
-        <w:ind w:firstLine="0"/>
-      </w:pPr>
-      <w:r>
-        <w:rPr>
-          <w:rFonts w:ascii="宋体" w:hAnsi="宋体" w:eastAsia="宋体"/>
-          <w:b w:val="0"/>
-          <w:sz w:val="24"/>
-        </w:rPr>
-        <w:t>Go 1.24 + Gin 框架：HTTP/WebSocket API 网关</w:t>
-      </w:r>
-    </w:p>
-    <w:p>
-      <w:pPr>
-        <w:spacing w:line="360" w:lineRule="auto" w:before="0" w:after="0"/>
-        <w:ind w:firstLine="0"/>
-      </w:pPr>
-      <w:r>
-        <w:rPr>
-          <w:rFonts w:ascii="宋体" w:hAnsi="宋体" w:eastAsia="宋体"/>
-          <w:b w:val="0"/>
-          <w:sz w:val="24"/>
-        </w:rPr>
-        <w:t>Gorilla WebSocket：高并发长连接管理</w:t>
-      </w:r>
-    </w:p>
-    <w:p>
-      <w:pPr>
-        <w:spacing w:line="360" w:lineRule="auto" w:before="0" w:after="0"/>
-        <w:ind w:firstLine="0"/>
-      </w:pPr>
-      <w:r>
-        <w:rPr>
-          <w:rFonts w:ascii="宋体" w:hAnsi="宋体" w:eastAsia="宋体"/>
-          <w:b w:val="0"/>
-          <w:sz w:val="24"/>
-        </w:rPr>
-        <w:t>sqlc + pgxpool：类型安全数据库访问（默认 10 连接池）</w:t>
-      </w:r>
-    </w:p>
-    <w:p>
-      <w:pPr>
-        <w:spacing w:line="360" w:lineRule="auto" w:before="0" w:after="0"/>
-        <w:ind w:firstLine="0"/>
-      </w:pPr>
-      <w:r>
-        <w:rPr>
-          <w:rFonts w:ascii="宋体" w:hAnsi="宋体" w:eastAsia="宋体"/>
-          <w:b w:val="0"/>
-          <w:sz w:val="24"/>
-        </w:rPr>
-        <w:t>CQRS 事件总线（`redis_bus.go`）：Command Query Responsibility Segregation</w:t>
+        <w:t>智能层：Python 3.11 + gRPC（主编排器与服务间通信）；LangGraph（FSM 状态机 + 黑板模式 + 检查点机制）；LangChain（LLM 抽象层）；Celery + Redis（异步任务队列）。</w:t>
       </w:r>
     </w:p>
     <w:p>
@@ -7717,63 +7259,7 @@
           <w:b w:val="0"/>
           <w:sz w:val="24"/>
         </w:rPr>
-        <w:t>**智能层**：</w:t>
-      </w:r>
-    </w:p>
-    <w:p>
-      <w:pPr>
-        <w:spacing w:line="360" w:lineRule="auto" w:before="0" w:after="0"/>
-        <w:ind w:firstLine="0"/>
-      </w:pPr>
-      <w:r>
-        <w:rPr>
-          <w:rFonts w:ascii="宋体" w:hAnsi="宋体" w:eastAsia="宋体"/>
-          <w:b w:val="0"/>
-          <w:sz w:val="24"/>
-        </w:rPr>
-        <w:t>Python 3.11 + gRPC：主编排器与服务间通信</w:t>
-      </w:r>
-    </w:p>
-    <w:p>
-      <w:pPr>
-        <w:spacing w:line="360" w:lineRule="auto" w:before="0" w:after="0"/>
-        <w:ind w:firstLine="0"/>
-      </w:pPr>
-      <w:r>
-        <w:rPr>
-          <w:rFonts w:ascii="宋体" w:hAnsi="宋体" w:eastAsia="宋体"/>
-          <w:b w:val="0"/>
-          <w:sz w:val="24"/>
-        </w:rPr>
-        <w:t>LangGraph：FSM 状态机 + 黑板模式（Blackboard State）+ 检查点机制</w:t>
-      </w:r>
-    </w:p>
-    <w:p>
-      <w:pPr>
-        <w:spacing w:line="360" w:lineRule="auto" w:before="0" w:after="0"/>
-        <w:ind w:firstLine="0"/>
-      </w:pPr>
-      <w:r>
-        <w:rPr>
-          <w:rFonts w:ascii="宋体" w:hAnsi="宋体" w:eastAsia="宋体"/>
-          <w:b w:val="0"/>
-          <w:sz w:val="24"/>
-        </w:rPr>
-        <w:t>LangChain：LLM 抽象层</w:t>
-      </w:r>
-    </w:p>
-    <w:p>
-      <w:pPr>
-        <w:spacing w:line="360" w:lineRule="auto" w:before="0" w:after="0"/>
-        <w:ind w:firstLine="0"/>
-      </w:pPr>
-      <w:r>
-        <w:rPr>
-          <w:rFonts w:ascii="宋体" w:hAnsi="宋体" w:eastAsia="宋体"/>
-          <w:b w:val="0"/>
-          <w:sz w:val="24"/>
-        </w:rPr>
-        <w:t>Celery + Redis：异步任务队列（文档解析、知识摘要等耗时操作）</w:t>
+        <w:t>数据层：PostgreSQL 16+ with pgvector（关系型 + 向量化存储，HNSW 索引）；Redis 7+（会话缓存、LangGraph 检查点、RunLedger 追踪日志）；MinIO / S3（用户上传文件）。</w:t>
       </w:r>
     </w:p>
     <w:p>
@@ -7787,49 +7273,7 @@
           <w:b w:val="0"/>
           <w:sz w:val="24"/>
         </w:rPr>
-        <w:t>**数据层**：</w:t>
-      </w:r>
-    </w:p>
-    <w:p>
-      <w:pPr>
-        <w:spacing w:line="360" w:lineRule="auto" w:before="0" w:after="0"/>
-        <w:ind w:firstLine="0"/>
-      </w:pPr>
-      <w:r>
-        <w:rPr>
-          <w:rFonts w:ascii="宋体" w:hAnsi="宋体" w:eastAsia="宋体"/>
-          <w:b w:val="0"/>
-          <w:sz w:val="24"/>
-        </w:rPr>
-        <w:t>PostgreSQL 16+ with pgvector：关系型 + 向量化存储（HNSW 索引）</w:t>
-      </w:r>
-    </w:p>
-    <w:p>
-      <w:pPr>
-        <w:spacing w:line="360" w:lineRule="auto" w:before="0" w:after="0"/>
-        <w:ind w:firstLine="0"/>
-      </w:pPr>
-      <w:r>
-        <w:rPr>
-          <w:rFonts w:ascii="宋体" w:hAnsi="宋体" w:eastAsia="宋体"/>
-          <w:b w:val="0"/>
-          <w:sz w:val="24"/>
-        </w:rPr>
-        <w:t>Redis 7+：会话缓存、LangGraph 检查点、RunLedger 追踪日志、BGM 偏好、任务队列</w:t>
-      </w:r>
-    </w:p>
-    <w:p>
-      <w:pPr>
-        <w:spacing w:line="360" w:lineRule="auto" w:before="0" w:after="0"/>
-        <w:ind w:firstLine="0"/>
-      </w:pPr>
-      <w:r>
-        <w:rPr>
-          <w:rFonts w:ascii="宋体" w:hAnsi="宋体" w:eastAsia="宋体"/>
-          <w:b w:val="0"/>
-          <w:sz w:val="24"/>
-        </w:rPr>
-        <w:t>MinIO / S3：用户上传文件、头像、知识文档</w:t>
+        <w:t>可观测性：Prometheus（TOKEN_USAGE、execution_mode_decisions 等指标）；OpenTelemetry（全链路分布式追踪，自动 trace_id 注入）；RunLedger（Redis 后端统一控制塔）。</w:t>
       </w:r>
     </w:p>
     <w:p>
@@ -7843,49 +7287,7 @@
           <w:b w:val="0"/>
           <w:sz w:val="24"/>
         </w:rPr>
-        <w:t>**可观测性**：</w:t>
-      </w:r>
-    </w:p>
-    <w:p>
-      <w:pPr>
-        <w:spacing w:line="360" w:lineRule="auto" w:before="0" w:after="0"/>
-        <w:ind w:firstLine="0"/>
-      </w:pPr>
-      <w:r>
-        <w:rPr>
-          <w:rFonts w:ascii="宋体" w:hAnsi="宋体" w:eastAsia="宋体"/>
-          <w:b w:val="0"/>
-          <w:sz w:val="24"/>
-        </w:rPr>
-        <w:t>Prometheus：指标采集（TOKEN_USAGE、execution_mode_decisions 等）</w:t>
-      </w:r>
-    </w:p>
-    <w:p>
-      <w:pPr>
-        <w:spacing w:line="360" w:lineRule="auto" w:before="0" w:after="0"/>
-        <w:ind w:firstLine="0"/>
-      </w:pPr>
-      <w:r>
-        <w:rPr>
-          <w:rFonts w:ascii="宋体" w:hAnsi="宋体" w:eastAsia="宋体"/>
-          <w:b w:val="0"/>
-          <w:sz w:val="24"/>
-        </w:rPr>
-        <w:t>OpenTelemetry：全链路分布式追踪（自动 trace_id 注入、gRPC 拦截器、DB 查询追踪）</w:t>
-      </w:r>
-    </w:p>
-    <w:p>
-      <w:pPr>
-        <w:spacing w:line="360" w:lineRule="auto" w:before="0" w:after="0"/>
-        <w:ind w:firstLine="0"/>
-      </w:pPr>
-      <w:r>
-        <w:rPr>
-          <w:rFonts w:ascii="宋体" w:hAnsi="宋体" w:eastAsia="宋体"/>
-          <w:b w:val="0"/>
-          <w:sz w:val="24"/>
-        </w:rPr>
-        <w:t>RunLedger：Redis 后端统一控制塔（trace_id 粒度追踪请求生命周期）</w:t>
+        <w:t>LLM 路由：LLMRouter 支持 Qwen（默认 qwen-plus）、DeepSeek（reasoning model）、OpenAI、小米、Hunyuan、Zhipu，分层策略：TaskType → AgentRole → ModelTier。</w:t>
       </w:r>
     </w:p>
     <w:p>
@@ -7899,77 +7301,7 @@
           <w:b w:val="0"/>
           <w:sz w:val="24"/>
         </w:rPr>
-        <w:t>**LLM 路由**：</w:t>
-      </w:r>
-    </w:p>
-    <w:p>
-      <w:pPr>
-        <w:spacing w:line="360" w:lineRule="auto" w:before="0" w:after="0"/>
-        <w:ind w:firstLine="0"/>
-      </w:pPr>
-      <w:r>
-        <w:rPr>
-          <w:rFonts w:ascii="宋体" w:hAnsi="宋体" w:eastAsia="宋体"/>
-          <w:b w:val="0"/>
-          <w:sz w:val="24"/>
-        </w:rPr>
-        <w:t>`LLMRouter`：支持 Qwen（默认 qwen-plus）、DeepSeek（reasoning model）、OpenAI、小米、Hunyuan、Zhipu</w:t>
-      </w:r>
-    </w:p>
-    <w:p>
-      <w:pPr>
-        <w:spacing w:line="360" w:lineRule="auto" w:before="0" w:after="0"/>
-        <w:ind w:firstLine="0"/>
-      </w:pPr>
-      <w:r>
-        <w:rPr>
-          <w:rFonts w:ascii="宋体" w:hAnsi="宋体" w:eastAsia="宋体"/>
-          <w:b w:val="0"/>
-          <w:sz w:val="24"/>
-        </w:rPr>
-        <w:t>分层策略：TaskType → AgentRole → ModelTier</w:t>
-      </w:r>
-    </w:p>
-    <w:p>
-      <w:pPr>
-        <w:spacing w:line="360" w:lineRule="auto" w:before="0" w:after="0"/>
-        <w:ind w:firstLine="420"/>
-      </w:pPr>
-      <w:r>
-        <w:rPr>
-          <w:rFonts w:ascii="宋体" w:hAnsi="宋体" w:eastAsia="宋体"/>
-          <w:b w:val="0"/>
-          <w:sz w:val="24"/>
-        </w:rPr>
-        <w:t>**协议**：</w:t>
-      </w:r>
-    </w:p>
-    <w:p>
-      <w:pPr>
-        <w:spacing w:line="360" w:lineRule="auto" w:before="0" w:after="0"/>
-        <w:ind w:firstLine="0"/>
-      </w:pPr>
-      <w:r>
-        <w:rPr>
-          <w:rFonts w:ascii="宋体" w:hAnsi="宋体" w:eastAsia="宋体"/>
-          <w:b w:val="0"/>
-          <w:sz w:val="24"/>
-        </w:rPr>
-        <w:t>Protobuf + buf.build：Go/Python/Dart 三端代码生成，类型安全跨语言通信</w:t>
-      </w:r>
-    </w:p>
-    <w:p>
-      <w:pPr>
-        <w:spacing w:line="360" w:lineRule="auto" w:before="0" w:after="0"/>
-        <w:ind w:firstLine="0"/>
-      </w:pPr>
-      <w:r>
-        <w:rPr>
-          <w:rFonts w:ascii="宋体" w:hAnsi="宋体" w:eastAsia="宋体"/>
-          <w:b w:val="0"/>
-          <w:sz w:val="24"/>
-        </w:rPr>
-        <w:t>Proto 文件：`agent_service.proto`（主 Agent RPC）、`galaxy_service.proto`（知识图谱）、`error_book.proto`（错题本）、`websocket.proto`（WebSocket 消息类型）</w:t>
+        <w:t>协议：Protobuf + buf.build（Go/Python/Dart 三端代码生成）；Proto 文件：agent_service.proto（主 Agent RPC）、galaxy_service.proto（知识图谱）、error_book.proto（错题本）、websocket.proto（WebSocket 消息类型）。</w:t>
       </w:r>
     </w:p>
     <w:p>
@@ -8010,7 +7342,7 @@
           <w:b w:val="0"/>
           <w:sz w:val="24"/>
         </w:rPr>
-        <w:t>系统以 `ChatOrchestrator` 为主编排器，将上下文构建、意图识别、充分性检查、路由决策、计划生成、执行结果汇总、会话持久化和可观测性串成统一主链。</w:t>
+        <w:t>系统以 ChatOrchestrator 为主编排器，将上下文构建、意图识别、充分性检查、路由决策、计划生成、执行结果汇总、会话持久化和可观测性串成统一主链。</w:t>
       </w:r>
     </w:p>
     <w:p>
@@ -8024,63 +7356,7 @@
           <w:b w:val="0"/>
           <w:sz w:val="24"/>
         </w:rPr>
-        <w:t>**关键设计决策**：</w:t>
-      </w:r>
-    </w:p>
-    <w:p>
-      <w:pPr>
-        <w:spacing w:line="360" w:lineRule="auto" w:before="0" w:after="0"/>
-        <w:ind w:firstLine="0"/>
-      </w:pPr>
-      <w:r>
-        <w:rPr>
-          <w:rFonts w:ascii="宋体" w:hAnsi="宋体" w:eastAsia="宋体"/>
-          <w:b w:val="0"/>
-          <w:sz w:val="24"/>
-        </w:rPr>
-        <w:t>采用 8 个 Mixin 组合而非单体类，实现关注点彻底分离</w:t>
-      </w:r>
-    </w:p>
-    <w:p>
-      <w:pPr>
-        <w:spacing w:line="360" w:lineRule="auto" w:before="0" w:after="0"/>
-        <w:ind w:firstLine="0"/>
-      </w:pPr>
-      <w:r>
-        <w:rPr>
-          <w:rFonts w:ascii="宋体" w:hAnsi="宋体" w:eastAsia="宋体"/>
-          <w:b w:val="0"/>
-          <w:sz w:val="24"/>
-        </w:rPr>
-        <w:t>意图识别采用 `UnifiedIntentRouter`（快路径）+ BERT 意图分类器（`bert_intent_classifier.py`）双层策略</w:t>
-      </w:r>
-    </w:p>
-    <w:p>
-      <w:pPr>
-        <w:spacing w:line="360" w:lineRule="auto" w:before="0" w:after="0"/>
-        <w:ind w:firstLine="0"/>
-      </w:pPr>
-      <w:r>
-        <w:rPr>
-          <w:rFonts w:ascii="宋体" w:hAnsi="宋体" w:eastAsia="宋体"/>
-          <w:b w:val="0"/>
-          <w:sz w:val="24"/>
-        </w:rPr>
-        <w:t>会话反馈信号（`SessionFeedbackSignal`）具备检测、应用、计数和置信度四个维度</w:t>
-      </w:r>
-    </w:p>
-    <w:p>
-      <w:pPr>
-        <w:spacing w:line="360" w:lineRule="auto" w:before="0" w:after="0"/>
-        <w:ind w:firstLine="0"/>
-      </w:pPr>
-      <w:r>
-        <w:rPr>
-          <w:rFonts w:ascii="宋体" w:hAnsi="宋体" w:eastAsia="宋体"/>
-          <w:b w:val="0"/>
-          <w:sz w:val="24"/>
-        </w:rPr>
-        <w:t>对话节奏感知（`analyze_conversation_rhythm`）动态调整响应策略</w:t>
+        <w:t>关键设计决策：采用 8 个 Mixin 组合而非单体类，实现关注点彻底分离；意图识别采用 UnifiedIntentRouter（快路径）+ BERT 意图分类器（bert_intent_classifier.py）双层策略；会话反馈信号（SessionFeedbackSignal）具备检测、应用、计数和置信度四个维度；对话节奏感知（analyze_conversation_rhythm）动态调整响应策略。</w:t>
       </w:r>
     </w:p>
     <w:p>
@@ -8094,7 +7370,7 @@
           <w:b w:val="0"/>
           <w:sz w:val="24"/>
         </w:rPr>
-        <w:t>这一做法的意义在于，主链依赖的是结构化工作流，而不是一段超长提示词。</w:t>
+        <w:t>主链依赖的是结构化工作流，而不是一段超长提示词。</w:t>
       </w:r>
     </w:p>
     <w:p>
@@ -8136,7 +7412,7 @@
           <w:b w:val="0"/>
           <w:sz w:val="24"/>
         </w:rPr>
-        <w:t>1. **Phase 0**：Router + 单专家节点响应</w:t>
+        <w:t>1. Phase 0：Router + 单专家节点响应</w:t>
       </w:r>
     </w:p>
     <w:p>
@@ -8150,7 +7426,7 @@
           <w:b w:val="0"/>
           <w:sz w:val="24"/>
         </w:rPr>
-        <w:t>2. **Phase 1**：11 专家注册 + 工具调用</w:t>
+        <w:t>2. Phase 1：11 专家注册 + 工具调用</w:t>
       </w:r>
     </w:p>
     <w:p>
@@ -8164,7 +7440,7 @@
           <w:b w:val="0"/>
           <w:sz w:val="24"/>
         </w:rPr>
-        <w:t>3. **Phase 2**：`collaboration_node`（922 行）实现 5 种协作模式</w:t>
+        <w:t>3. Phase 2：collaboration_node（922 行）实现 5 种协作模式</w:t>
       </w:r>
     </w:p>
     <w:p>
@@ -8178,7 +7454,7 @@
           <w:b w:val="0"/>
           <w:sz w:val="24"/>
         </w:rPr>
-        <w:t>4. **Phase 3**：`aggregator_node` 统一结果融合 + `reset_collaboration_node` 审核反馈环</w:t>
+        <w:t>4. Phase 3：aggregator_node 统一结果融合 + reset_collaboration_node 审核反馈环</w:t>
       </w:r>
     </w:p>
     <w:p>
@@ -8192,7 +7468,7 @@
           <w:b w:val="0"/>
           <w:sz w:val="24"/>
         </w:rPr>
-        <w:t>**Aggregator 节点职责**：收集所有 Agent 的 tool_calls → 去重 + 排序后统一执行 → 支持 parallel/debate/delegation 结果融合 → 智能生成最终响应草稿。</w:t>
+        <w:t>Aggregator 节点职责：收集所有 Agent 的 tool_calls → 去重 + 排序后统一执行 → 支持 parallel/debate/delegation 结果融合 → 智能生成最终响应草稿。</w:t>
       </w:r>
     </w:p>
     <w:p>
@@ -8206,7 +7482,7 @@
           <w:b w:val="0"/>
           <w:sz w:val="24"/>
         </w:rPr>
-        <w:t>系统在专家注册层显式定义角色边界，在工作流层区分协作模式，在聚合层负责统一结果输出。这意味着 Mirofish 不是"多起几个模型实例"，而是一个具备角色管理、协作模式和结果整合的专门框架。</w:t>
+        <w:t>Mirofish 不是"多起几个模型实例"，而是一个具备角色管理、协作模式和结果整合的专门框架。</w:t>
       </w:r>
     </w:p>
     <w:p>
@@ -8234,77 +7510,7 @@
           <w:b w:val="0"/>
           <w:sz w:val="24"/>
         </w:rPr>
-        <w:t>OpenClaw 的接入按 **Phase 0 到 Phase 4** 分阶段推进：</w:t>
-      </w:r>
-    </w:p>
-    <w:p>
-      <w:pPr>
-        <w:spacing w:line="360" w:lineRule="auto" w:before="0" w:after="0"/>
-        <w:ind w:firstLine="0"/>
-      </w:pPr>
-      <w:r>
-        <w:rPr>
-          <w:rFonts w:ascii="宋体" w:hAnsi="宋体" w:eastAsia="宋体"/>
-          <w:b w:val="0"/>
-          <w:sz w:val="24"/>
-        </w:rPr>
-        <w:t>**Phase 0**（路由层）：`ExecutionRouter` 实现 HUMAN_ONLY（运动/付款/密码等不可自动化任务）和 AGENT_ELIGIBLE（PLANNING/SOCIAL/OCR 等可委派任务）分类</w:t>
-      </w:r>
-    </w:p>
-    <w:p>
-      <w:pPr>
-        <w:spacing w:line="360" w:lineRule="auto" w:before="0" w:after="0"/>
-        <w:ind w:firstLine="0"/>
-      </w:pPr>
-      <w:r>
-        <w:rPr>
-          <w:rFonts w:ascii="宋体" w:hAnsi="宋体" w:eastAsia="宋体"/>
-          <w:b w:val="0"/>
-          <w:sz w:val="24"/>
-        </w:rPr>
-        <w:t>**Phase 1**（意图层）：`ExecutionIntent` SQLAlchemy 模型，包含 execution_mode、target_env、trust_level、policy 完整字段</w:t>
-      </w:r>
-    </w:p>
-    <w:p>
-      <w:pPr>
-        <w:spacing w:line="360" w:lineRule="auto" w:before="0" w:after="0"/>
-        <w:ind w:firstLine="0"/>
-      </w:pPr>
-      <w:r>
-        <w:rPr>
-          <w:rFonts w:ascii="宋体" w:hAnsi="宋体" w:eastAsia="宋体"/>
-          <w:b w:val="0"/>
-          <w:sz w:val="24"/>
-        </w:rPr>
-        <w:t>**Phase 2**（翻译层）：`IntentTranslator` 将 ExecutionIntent 翻译为 OpenClaw 请求格式</w:t>
-      </w:r>
-    </w:p>
-    <w:p>
-      <w:pPr>
-        <w:spacing w:line="360" w:lineRule="auto" w:before="0" w:after="0"/>
-        <w:ind w:firstLine="0"/>
-      </w:pPr>
-      <w:r>
-        <w:rPr>
-          <w:rFonts w:ascii="宋体" w:hAnsi="宋体" w:eastAsia="宋体"/>
-          <w:b w:val="0"/>
-          <w:sz w:val="24"/>
-        </w:rPr>
-        <w:t>**Phase 3**（执行层）：OpenClaw HTTP/WS 客户端（execute、resolve_approval、cancel_run、health_check、list_nodes、invoke_node），配合 `TrustEngine` 三级信任评估</w:t>
-      </w:r>
-    </w:p>
-    <w:p>
-      <w:pPr>
-        <w:spacing w:line="360" w:lineRule="auto" w:before="0" w:after="0"/>
-        <w:ind w:firstLine="0"/>
-      </w:pPr>
-      <w:r>
-        <w:rPr>
-          <w:rFonts w:ascii="宋体" w:hAnsi="宋体" w:eastAsia="宋体"/>
-          <w:b w:val="0"/>
-          <w:sz w:val="24"/>
-        </w:rPr>
-        <w:t>**Phase 4**（摄取层）：`ExecutionIngestor` 结果摄取 + `ExecutionLearningService` 学习服务 + 知识图谱更新</w:t>
+        <w:t>OpenClaw 的接入按 Phase 0 到 Phase 4 分阶段推进：Phase 0（路由层）实现 HUMAN_ONLY 和 AGENT_ELIGIBLE 分类；Phase 1（意图层）构建 ExecutionIntent SQLAlchemy 模型；Phase 2（翻译层）IntentTranslator 将意图翻译为 OpenClaw 请求格式；Phase 3（执行层）接入 HTTP/WS 客户端配合 TrustEngine 三级信任评估；Phase 4（摄取层）ExecutionIngestor 结果摄取 + 知识图谱更新。</w:t>
       </w:r>
     </w:p>
     <w:p>
@@ -8318,7 +7524,7 @@
           <w:b w:val="0"/>
           <w:sz w:val="24"/>
         </w:rPr>
-        <w:t>这种逐阶段推进方式使系统更容易被验证，也使比赛文档可以清晰呈现技术演进脉络。每个 Phase 都有独立的测试文件（`test_openclaw_phase0/1/2/3/4.py`）。</w:t>
+        <w:t>每个 Phase 都有独立的测试文件（test_openclaw_phase0/1/2/3/4.py），使系统更容易被验证，也使技术演进脉络更清晰。</w:t>
       </w:r>
     </w:p>
     <w:p>
@@ -8346,49 +7552,7 @@
           <w:b w:val="0"/>
           <w:sz w:val="24"/>
         </w:rPr>
-        <w:t>星火通过三层架构维护知识图结构：</w:t>
-      </w:r>
-    </w:p>
-    <w:p>
-      <w:pPr>
-        <w:spacing w:line="360" w:lineRule="auto" w:before="0" w:after="0"/>
-        <w:ind w:firstLine="0"/>
-      </w:pPr>
-      <w:r>
-        <w:rPr>
-          <w:rFonts w:ascii="宋体" w:hAnsi="宋体" w:eastAsia="宋体"/>
-          <w:b w:val="0"/>
-          <w:sz w:val="24"/>
-        </w:rPr>
-        <w:t>1. **持久层**：Apache AGE 图数据库（`AgeClient`，394 行）—— Cypher 查询构建器、asyncpg 异步连接池、自动 SQL 注入防护</w:t>
-      </w:r>
-    </w:p>
-    <w:p>
-      <w:pPr>
-        <w:spacing w:line="360" w:lineRule="auto" w:before="0" w:after="0"/>
-        <w:ind w:firstLine="0"/>
-      </w:pPr>
-      <w:r>
-        <w:rPr>
-          <w:rFonts w:ascii="宋体" w:hAnsi="宋体" w:eastAsia="宋体"/>
-          <w:b w:val="0"/>
-          <w:sz w:val="24"/>
-        </w:rPr>
-        <w:t>2. **推理层**：NetworkX 内存图（`GraphReasoningService`，436 行）—— Dijkstra 变体路径生成、循环检测、个性化权重</w:t>
-      </w:r>
-    </w:p>
-    <w:p>
-      <w:pPr>
-        <w:spacing w:line="360" w:lineRule="auto" w:before="0" w:after="0"/>
-        <w:ind w:firstLine="0"/>
-      </w:pPr>
-      <w:r>
-        <w:rPr>
-          <w:rFonts w:ascii="宋体" w:hAnsi="宋体" w:eastAsia="宋体"/>
-          <w:b w:val="0"/>
-          <w:sz w:val="24"/>
-        </w:rPr>
-        <w:t>3. **缓存层**：Redis（pickle protocol 5，TTL 300s）—— 热加载、节点/边变更时自动失效</w:t>
+        <w:t>星火通过三层架构维护知识图结构：持久层采用 Apache AGE 图数据库（AgeClient，394 行），包含 Cypher 查询构建器、asyncpg 异步连接池和自动 SQL 注入防护；推理层使用 NetworkX 内存图（GraphReasoningService，436 行），实现 Dijkstra 变体路径生成、循环检测和个性化权重；缓存层采用 Redis（pickle protocol 5，TTL 300s），支持热加载和节点/边变更时自动失效。</w:t>
       </w:r>
     </w:p>
     <w:p>
@@ -8402,7 +7566,7 @@
           <w:b w:val="0"/>
           <w:sz w:val="24"/>
         </w:rPr>
-        <w:t>**GraphRAG 检索流程**：向量语义检索 → 图结构检索 → 用户兴趣节点融合 → `RetrievalTrace` 全程记录 → 结果排序与返回</w:t>
+        <w:t>GraphRAG 检索流程：向量语义检索 → 图结构检索 → 用户兴趣节点融合 → RetrievalTrace 全程记录 → 结果排序与返回。</w:t>
       </w:r>
     </w:p>
     <w:p>
@@ -8444,91 +7608,36 @@
           <w:b w:val="0"/>
           <w:sz w:val="24"/>
         </w:rPr>
-        <w:t>学习报告、知识剧场、学习模拟、成就系统与多感官反馈并非后期装饰，而是从一开始就被视为主链的反馈层：</w:t>
+        <w:t>学习报告（LearningReportAgent，使用掌握度分析、错题模式、学习时间线、学习者访谈、对话推断 5 个工具，Flutter 端 MasteryRadarChart 雷达图可视化）、知识剧场（PredictionTheaterService + PredictionAccuracyTracker，基于知识图谱推理生成多条路径预测）、学习模拟（SimulationEngine，8 种场景模板，AgentParticipant 独立记忆/策略/立场，会话持久化 Redis TTL 6h）、Mirofish 桥接（Chat → Theater / Simulation / Report 无缝跳转，通过 WebSocket metadata 的 open_theater / open_simulation / open_report flag 实现）。</w:t>
+      </w:r>
+    </w:p>
+    <w:p>
+      <w:pPr>
+        <w:spacing w:line="360" w:lineRule="auto" w:before="0" w:after="0"/>
+        <w:ind w:firstLine="420"/>
+      </w:pPr>
+      <w:r>
+        <w:rPr>
+          <w:rFonts w:ascii="宋体" w:hAnsi="宋体" w:eastAsia="宋体"/>
+          <w:b w:val="0"/>
+          <w:sz w:val="24"/>
+        </w:rPr>
+        <w:t>这些模块与聊天、图谱、任务、执行结果共享状态与上下文，保证用户在不同页面间看到的是同一条成长链。</w:t>
       </w:r>
     </w:p>
     <w:p>
       <w:pPr>
         <w:spacing w:line="360" w:lineRule="auto" w:before="0" w:after="0"/>
         <w:ind w:firstLine="0"/>
+        <w:jc w:val="center"/>
       </w:pPr>
       <w:r>
         <w:rPr>
           <w:rFonts w:ascii="宋体" w:hAnsi="宋体" w:eastAsia="宋体"/>
           <w:b w:val="0"/>
-          <w:sz w:val="24"/>
-        </w:rPr>
-        <w:t>**学习报告**：`LearningReportAgent` 使用 5 个工具（掌握度分析、错题模式、学习时间线、学习者访谈、对话推断），生成多维度分析结果，Flutter 端 `MasteryRadarChart` 雷达图可视化</w:t>
-      </w:r>
-    </w:p>
-    <w:p>
-      <w:pPr>
-        <w:spacing w:line="360" w:lineRule="auto" w:before="0" w:after="0"/>
-        <w:ind w:firstLine="0"/>
-      </w:pPr>
-      <w:r>
-        <w:rPr>
-          <w:rFonts w:ascii="宋体" w:hAnsi="宋体" w:eastAsia="宋体"/>
-          <w:b w:val="0"/>
-          <w:sz w:val="24"/>
-        </w:rPr>
-        <w:t>**知识剧场**：`PredictionTheaterService` 基于知识图谱推理生成多条路径预测，`PredictionAccuracyTracker` 持续追踪预测准确度</w:t>
-      </w:r>
-    </w:p>
-    <w:p>
-      <w:pPr>
-        <w:spacing w:line="360" w:lineRule="auto" w:before="0" w:after="0"/>
-        <w:ind w:firstLine="0"/>
-      </w:pPr>
-      <w:r>
-        <w:rPr>
-          <w:rFonts w:ascii="宋体" w:hAnsi="宋体" w:eastAsia="宋体"/>
-          <w:b w:val="0"/>
-          <w:sz w:val="24"/>
-        </w:rPr>
-        <w:t>**学习模拟**：`SimulationEngine` 支持 8 种场景模板，每个 `AgentParticipant` 独立记忆/策略/立场，会话持久化 Redis TTL 6h</w:t>
-      </w:r>
-    </w:p>
-    <w:p>
-      <w:pPr>
-        <w:spacing w:line="360" w:lineRule="auto" w:before="0" w:after="0"/>
-        <w:ind w:firstLine="0"/>
-      </w:pPr>
-      <w:r>
-        <w:rPr>
-          <w:rFonts w:ascii="宋体" w:hAnsi="宋体" w:eastAsia="宋体"/>
-          <w:b w:val="0"/>
-          <w:sz w:val="24"/>
-        </w:rPr>
-        <w:t>**Mirofish 桥接**：Chat → Theater / Simulation / Report 无缝跳转，通过 WebSocket metadata 的 `open_theater / open_simulation / open_report` flag 实现</w:t>
-      </w:r>
-    </w:p>
-    <w:p>
-      <w:pPr>
-        <w:spacing w:line="360" w:lineRule="auto" w:before="0" w:after="0"/>
-        <w:ind w:firstLine="420"/>
-      </w:pPr>
-      <w:r>
-        <w:rPr>
-          <w:rFonts w:ascii="宋体" w:hAnsi="宋体" w:eastAsia="宋体"/>
-          <w:b w:val="0"/>
-          <w:sz w:val="24"/>
-        </w:rPr>
-        <w:t>技术实践中，这些模块与聊天、图谱、任务、执行结果共享状态与上下文，保证用户在不同页面间看到的是同一条成长链。</w:t>
-      </w:r>
-    </w:p>
-    <w:p>
-      <w:pPr>
-        <w:spacing w:line="360" w:lineRule="auto" w:before="0" w:after="0"/>
-        <w:ind w:firstLine="420"/>
-      </w:pPr>
-      <w:r>
-        <w:rPr>
-          <w:rFonts w:ascii="宋体" w:hAnsi="宋体" w:eastAsia="宋体"/>
-          <w:b w:val="0"/>
-          <w:sz w:val="24"/>
-        </w:rPr>
-        <w:t>**[图 T5]** 星火技术实践演进路线 *AI 生图提示词：A horizontal timeline from left to right showing 5 phases of technical evolution. Phase 1 "Foundation" (basic architecture), Phase 2 "Main Chain" (orchestrator + chat), Phase 3 "Multi-Agent" (Mirofish + GraphRAG), Phase 4 "Execution Loop" (OpenClaw integration), Phase 5 "Polish" (feedback + experience). Each phase has milestone icons and key deliverables listed below. Progress bar fills from left to right in gradient colors. Dark background, modern tech timeline style. 16:9 ratio.*</w:t>
+          <w:sz w:val="21"/>
+        </w:rPr>
+        <w:t>【图位：图T5  星火技术实践五阶段演进路线时间轴】</w:t>
       </w:r>
     </w:p>
     <w:bookmarkEnd w:id="1"/>
@@ -8589,20 +7698,6 @@
           <w:b w:val="0"/>
           <w:sz w:val="24"/>
         </w:rPr>
-        <w:t>基于当前仓库中的 benchmark 测试和验收材料：</w:t>
-      </w:r>
-    </w:p>
-    <w:p>
-      <w:pPr>
-        <w:spacing w:line="360" w:lineRule="auto" w:before="0" w:after="0"/>
-        <w:ind w:firstLine="420"/>
-      </w:pPr>
-      <w:r>
-        <w:rPr>
-          <w:rFonts w:ascii="宋体" w:hAnsi="宋体" w:eastAsia="宋体"/>
-          <w:b w:val="0"/>
-          <w:sz w:val="24"/>
-        </w:rPr>
         <w:t>当前本地环境已完成的系统级验证：</w:t>
       </w:r>
     </w:p>
@@ -8617,7 +7712,7 @@
           <w:b w:val="0"/>
           <w:sz w:val="24"/>
         </w:rPr>
-        <w:t>1. **从零复建**：全套服务可从零拉起，通过</w:t>
+        <w:t>1. 从零复建：全套服务可从零拉起，通过</w:t>
       </w:r>
     </w:p>
     <w:p>
@@ -8631,7 +7726,7 @@
           <w:b w:val="0"/>
           <w:sz w:val="24"/>
         </w:rPr>
-        <w:t>2. **核心容器健康**：PostgreSQL、Redis、MinIO、Gateway、Python Engine 全部健康</w:t>
+        <w:t>2. 核心容器健康：PostgreSQL、Redis、MinIO、Gateway、Python Engine 全部健康</w:t>
       </w:r>
     </w:p>
     <w:p>
@@ -8645,7 +7740,7 @@
           <w:b w:val="0"/>
           <w:sz w:val="24"/>
         </w:rPr>
-        <w:t>3. **Flutter fresh build**：移动端全量构建通过</w:t>
+        <w:t>3. Flutter fresh build：移动端全量构建通过</w:t>
       </w:r>
     </w:p>
     <w:p>
@@ -8659,7 +7754,7 @@
           <w:b w:val="0"/>
           <w:sz w:val="24"/>
         </w:rPr>
-        <w:t>4. **环境检查**：`make env-check` 通过</w:t>
+        <w:t>4. 环境检查：make env-check 通过</w:t>
       </w:r>
     </w:p>
     <w:p>
@@ -8673,7 +7768,7 @@
           <w:b w:val="0"/>
           <w:sz w:val="24"/>
         </w:rPr>
-        <w:t>5. **冒烟测试**：`make smoke` 和 `make local-backend-smoke` 通过</w:t>
+        <w:t>5. 冒烟测试：make smoke 和 make local-backend-smoke 通过</w:t>
       </w:r>
     </w:p>
     <w:p>
@@ -9073,63 +8168,7 @@
           <w:b w:val="0"/>
           <w:sz w:val="24"/>
         </w:rPr>
-        <w:t>为了让技术研究报告更接近比赛高分材料，后续仍建议继续补入：</w:t>
-      </w:r>
-    </w:p>
-    <w:p>
-      <w:pPr>
-        <w:spacing w:line="360" w:lineRule="auto" w:before="0" w:after="0"/>
-        <w:ind w:firstLine="0"/>
-      </w:pPr>
-      <w:r>
-        <w:rPr>
-          <w:rFonts w:ascii="宋体" w:hAnsi="宋体" w:eastAsia="宋体"/>
-          <w:b w:val="0"/>
-          <w:sz w:val="24"/>
-        </w:rPr>
-        <w:t>1. 可直接公开展示的 benchmark 图表和截图</w:t>
-      </w:r>
-    </w:p>
-    <w:p>
-      <w:pPr>
-        <w:spacing w:line="360" w:lineRule="auto" w:before="0" w:after="0"/>
-        <w:ind w:firstLine="0"/>
-      </w:pPr>
-      <w:r>
-        <w:rPr>
-          <w:rFonts w:ascii="宋体" w:hAnsi="宋体" w:eastAsia="宋体"/>
-          <w:b w:val="0"/>
-          <w:sz w:val="24"/>
-        </w:rPr>
-        <w:t>2. 更规范的端到端延迟统计结果整理</w:t>
-      </w:r>
-    </w:p>
-    <w:p>
-      <w:pPr>
-        <w:spacing w:line="360" w:lineRule="auto" w:before="0" w:after="0"/>
-        <w:ind w:firstLine="0"/>
-      </w:pPr>
-      <w:r>
-        <w:rPr>
-          <w:rFonts w:ascii="宋体" w:hAnsi="宋体" w:eastAsia="宋体"/>
-          <w:b w:val="0"/>
-          <w:sz w:val="24"/>
-        </w:rPr>
-        <w:t>3. 真机侧音频、触觉、通知、分享等体验链路的最终签收证据</w:t>
-      </w:r>
-    </w:p>
-    <w:p>
-      <w:pPr>
-        <w:spacing w:line="360" w:lineRule="auto" w:before="0" w:after="0"/>
-        <w:ind w:firstLine="0"/>
-      </w:pPr>
-      <w:r>
-        <w:rPr>
-          <w:rFonts w:ascii="宋体" w:hAnsi="宋体" w:eastAsia="宋体"/>
-          <w:b w:val="0"/>
-          <w:sz w:val="24"/>
-        </w:rPr>
-        <w:t>4. 更适合评委快速理解的架构图、数据流图和图推理示意图</w:t>
+        <w:t>为使技术研究报告更接近高分材料，后续建议继续补入：可直接公开展示的 benchmark 图表和截图；更规范的端到端延迟统计结果整理；真机侧音频、触觉、通知、分享等体验链路的最终签收证据；更适合评委快速理解的架构图、数据流图和图推理示意图。</w:t>
       </w:r>
     </w:p>
     <w:p>
@@ -9143,7 +8182,7 @@
           <w:b w:val="0"/>
           <w:sz w:val="24"/>
         </w:rPr>
-        <w:t>但即使在当前阶段，星火也已经能够清晰证明：**它不是一个停留在概念层的教育 AI 创意，而是一套具备真实工程主链、先进技术路线和持续验证基础的 AI 学习成长系统。**</w:t>
+        <w:t>即使在当前阶段，星火也已经能够清晰证明：它不是一个停留在概念层的教育 AI 创意，而是一套具备真实工程主链、先进技术路线和持续验证基础的 AI 学习成长系统。</w:t>
       </w:r>
     </w:p>
     <w:p>
@@ -9157,7 +8196,7 @@
           <w:b w:val="0"/>
           <w:sz w:val="24"/>
         </w:rPr>
-        <w:t>*资料来源说明：本章中的性能阈值、测试覆盖与验收结论基于仓库现有 benchmark、测试文件与验收记录整理；涉及外部相关技术路线的比较说明则基于官方公开资料。*</w:t>
+        <w:t>资料来源说明：本章中的性能阈值、测试覆盖与验收结论基于仓库现有 benchmark、测试文件与验收记录整理；涉及外部相关技术路线的比较说明则基于官方公开资料。</w:t>
       </w:r>
     </w:p>
     <w:p>
